--- a/assets/template/doc/SPT-Cetak20220824 (2).docx
+++ b/assets/template/doc/SPT-Cetak20220824 (2).docx
@@ -244,15 +244,15 @@
     <w:tbl>
       <w:tblPr>
         <w:tblStyle w:val="TableGrid"/>
-        <w:tblW w:w="8910" w:type="dxa"/>
-        <w:tblInd w:w="468" w:type="dxa"/>
+        <w:tblW w:w="10980" w:type="dxa"/>
+        <w:tblInd w:w="-905" w:type="dxa"/>
         <w:tblLook w:val="04A0" w:firstRow="1" w:lastRow="0" w:firstColumn="1" w:lastColumn="0" w:noHBand="0" w:noVBand="1"/>
       </w:tblPr>
       <w:tblGrid>
-        <w:gridCol w:w="602"/>
-        <w:gridCol w:w="3127"/>
-        <w:gridCol w:w="2031"/>
-        <w:gridCol w:w="3150"/>
+        <w:gridCol w:w="512"/>
+        <w:gridCol w:w="3455"/>
+        <w:gridCol w:w="3882"/>
+        <w:gridCol w:w="3131"/>
       </w:tblGrid>
       <w:tr>
         <w:trPr>
@@ -260,7 +260,7 @@
         </w:trPr>
         <w:tc>
           <w:tcPr>
-            <w:tcW w:w="602" w:type="dxa"/>
+            <w:tcW w:w="512" w:type="dxa"/>
             <w:vAlign w:val="center"/>
           </w:tcPr>
           <w:p>
@@ -291,7 +291,7 @@
         </w:tc>
         <w:tc>
           <w:tcPr>
-            <w:tcW w:w="3127" w:type="dxa"/>
+            <w:tcW w:w="3455" w:type="dxa"/>
             <w:vAlign w:val="center"/>
           </w:tcPr>
           <w:p>
@@ -322,7 +322,7 @@
         </w:tc>
         <w:tc>
           <w:tcPr>
-            <w:tcW w:w="2031" w:type="dxa"/>
+            <w:tcW w:w="3882" w:type="dxa"/>
             <w:vAlign w:val="center"/>
           </w:tcPr>
           <w:p>
@@ -353,7 +353,7 @@
         </w:tc>
         <w:tc>
           <w:tcPr>
-            <w:tcW w:w="3150" w:type="dxa"/>
+            <w:tcW w:w="3131" w:type="dxa"/>
             <w:vAlign w:val="center"/>
           </w:tcPr>
           <w:p>
@@ -389,7 +389,7 @@
         </w:trPr>
         <w:tc>
           <w:tcPr>
-            <w:tcW w:w="602" w:type="dxa"/>
+            <w:tcW w:w="512" w:type="dxa"/>
             <w:shd w:val="clear" w:color="auto" w:fill="E5B8B7" w:themeFill="accent2" w:themeFillTint="66"/>
           </w:tcPr>
           <w:p>
@@ -417,7 +417,7 @@
         </w:tc>
         <w:tc>
           <w:tcPr>
-            <w:tcW w:w="3127" w:type="dxa"/>
+            <w:tcW w:w="3455" w:type="dxa"/>
             <w:shd w:val="clear" w:color="auto" w:fill="E5B8B7" w:themeFill="accent2" w:themeFillTint="66"/>
           </w:tcPr>
           <w:p>
@@ -445,7 +445,7 @@
         </w:tc>
         <w:tc>
           <w:tcPr>
-            <w:tcW w:w="2031" w:type="dxa"/>
+            <w:tcW w:w="3882" w:type="dxa"/>
             <w:shd w:val="clear" w:color="auto" w:fill="E5B8B7" w:themeFill="accent2" w:themeFillTint="66"/>
           </w:tcPr>
           <w:p>
@@ -473,7 +473,7 @@
         </w:tc>
         <w:tc>
           <w:tcPr>
-            <w:tcW w:w="3150" w:type="dxa"/>
+            <w:tcW w:w="3131" w:type="dxa"/>
             <w:shd w:val="clear" w:color="auto" w:fill="E5B8B7" w:themeFill="accent2" w:themeFillTint="66"/>
           </w:tcPr>
           <w:p>
@@ -506,7 +506,7 @@
         </w:trPr>
         <w:tc>
           <w:tcPr>
-            <w:tcW w:w="602" w:type="dxa"/>
+            <w:tcW w:w="512" w:type="dxa"/>
             <w:vAlign w:val="center"/>
           </w:tcPr>
           <w:p>
@@ -534,55 +534,7 @@
         </w:tc>
         <w:tc>
           <w:tcPr>
-            <w:tcW w:w="3127" w:type="dxa"/>
-            <w:vAlign w:val="center"/>
-          </w:tcPr>
-          <w:p>
-            <w:pPr>
-              <w:tabs>
-                <w:tab w:val="left" w:pos="374"/>
-                <w:tab w:val="left" w:pos="1134"/>
-                <w:tab w:val="left" w:pos="2268"/>
-                <w:tab w:val="left" w:pos="2552"/>
-                <w:tab w:val="left" w:pos="4536"/>
-                <w:tab w:val="left" w:pos="4820"/>
-              </w:tabs>
-              <w:rPr>
-                <w:rFonts w:ascii="Arial Narrow" w:hAnsi="Arial Narrow" w:cs="Arial"/>
-              </w:rPr>
-            </w:pPr>
-            <w:r>
-              <w:rPr>
-                <w:rFonts w:ascii="Arial Narrow" w:hAnsi="Arial Narrow" w:cs="Arial"/>
-              </w:rPr>
-              <w:t>MUHAMMAD AMSAR, SE, MM</w:t>
-            </w:r>
-          </w:p>
-          <w:p>
-            <w:pPr>
-              <w:tabs>
-                <w:tab w:val="left" w:pos="374"/>
-                <w:tab w:val="left" w:pos="1134"/>
-                <w:tab w:val="left" w:pos="2268"/>
-                <w:tab w:val="left" w:pos="2552"/>
-                <w:tab w:val="left" w:pos="4536"/>
-                <w:tab w:val="left" w:pos="4820"/>
-              </w:tabs>
-              <w:rPr>
-                <w:rFonts w:ascii="Arial Narrow" w:hAnsi="Arial Narrow" w:cs="Arial"/>
-              </w:rPr>
-            </w:pPr>
-            <w:r>
-              <w:rPr>
-                <w:rFonts w:ascii="Arial Narrow" w:hAnsi="Arial Narrow" w:cs="Arial"/>
-              </w:rPr>
-              <w:t>NIP. 19790921 201101 1 004</w:t>
-            </w:r>
-          </w:p>
-        </w:tc>
-        <w:tc>
-          <w:tcPr>
-            <w:tcW w:w="2031" w:type="dxa"/>
+            <w:tcW w:w="3455" w:type="dxa"/>
             <w:vAlign w:val="center"/>
           </w:tcPr>
           <w:p>
@@ -604,7 +556,7 @@
               <w:rPr>
                 <w:rFonts w:ascii="Arial Narrow" w:hAnsi="Arial Narrow" w:cs="Arial"/>
               </w:rPr>
-              <w:t>Penata Tk.I</w:t>
+              <w:t>${block_name}</w:t>
             </w:r>
           </w:p>
           <w:p>
@@ -626,13 +578,140 @@
               <w:rPr>
                 <w:rFonts w:ascii="Arial Narrow" w:hAnsi="Arial Narrow" w:cs="Arial"/>
               </w:rPr>
-              <w:t>(III/d)</w:t>
+              <w:t>${nama}</w:t>
+            </w:r>
+            <w:r>
+              <w:rPr>
+                <w:rFonts w:ascii="Arial Narrow" w:hAnsi="Arial Narrow" w:cs="Arial"/>
+              </w:rPr>
+              <w:t xml:space="preserve"> </w:t>
+            </w:r>
+            <w:r>
+              <w:rPr>
+                <w:rFonts w:ascii="Arial Narrow" w:hAnsi="Arial Narrow" w:cs="Arial"/>
+              </w:rPr>
+              <w:t>-</w:t>
+            </w:r>
+            <w:r>
+              <w:rPr>
+                <w:rFonts w:ascii="Arial Narrow" w:hAnsi="Arial Narrow" w:cs="Arial"/>
+              </w:rPr>
+              <w:t xml:space="preserve"> ${nip}</w:t>
+            </w:r>
+          </w:p>
+          <w:p>
+            <w:pPr>
+              <w:tabs>
+                <w:tab w:val="left" w:pos="374"/>
+                <w:tab w:val="left" w:pos="1134"/>
+                <w:tab w:val="left" w:pos="2268"/>
+                <w:tab w:val="left" w:pos="2552"/>
+                <w:tab w:val="left" w:pos="4536"/>
+                <w:tab w:val="left" w:pos="4820"/>
+              </w:tabs>
+              <w:jc w:val="center"/>
+              <w:rPr>
+                <w:rFonts w:ascii="Arial Narrow" w:hAnsi="Arial Narrow" w:cs="Arial"/>
+              </w:rPr>
+            </w:pPr>
+            <w:r>
+              <w:rPr>
+                <w:rFonts w:ascii="Arial Narrow" w:hAnsi="Arial Narrow"/>
+              </w:rPr>
+              <w:t>${/block_name}</w:t>
             </w:r>
           </w:p>
         </w:tc>
         <w:tc>
           <w:tcPr>
-            <w:tcW w:w="3150" w:type="dxa"/>
+            <w:tcW w:w="3882" w:type="dxa"/>
+            <w:vAlign w:val="center"/>
+          </w:tcPr>
+          <w:p>
+            <w:pPr>
+              <w:tabs>
+                <w:tab w:val="left" w:pos="374"/>
+                <w:tab w:val="left" w:pos="1134"/>
+                <w:tab w:val="left" w:pos="2268"/>
+                <w:tab w:val="left" w:pos="2552"/>
+                <w:tab w:val="left" w:pos="4536"/>
+                <w:tab w:val="left" w:pos="4820"/>
+              </w:tabs>
+              <w:rPr>
+                <w:rFonts w:ascii="Arial Narrow" w:hAnsi="Arial Narrow" w:cs="Arial"/>
+              </w:rPr>
+            </w:pPr>
+          </w:p>
+          <w:p>
+            <w:pPr>
+              <w:tabs>
+                <w:tab w:val="left" w:pos="374"/>
+                <w:tab w:val="left" w:pos="1134"/>
+                <w:tab w:val="left" w:pos="2268"/>
+                <w:tab w:val="left" w:pos="2552"/>
+                <w:tab w:val="left" w:pos="4536"/>
+                <w:tab w:val="left" w:pos="4820"/>
+              </w:tabs>
+              <w:jc w:val="center"/>
+              <w:rPr>
+                <w:rFonts w:ascii="Arial Narrow" w:hAnsi="Arial Narrow" w:cs="Arial"/>
+              </w:rPr>
+            </w:pPr>
+            <w:r>
+              <w:rPr>
+                <w:rFonts w:ascii="Arial Narrow" w:hAnsi="Arial Narrow" w:cs="Arial"/>
+              </w:rPr>
+              <w:t>-</w:t>
+            </w:r>
+          </w:p>
+          <w:p>
+            <w:pPr>
+              <w:tabs>
+                <w:tab w:val="left" w:pos="374"/>
+                <w:tab w:val="left" w:pos="1134"/>
+                <w:tab w:val="left" w:pos="2268"/>
+                <w:tab w:val="left" w:pos="2552"/>
+                <w:tab w:val="left" w:pos="4536"/>
+                <w:tab w:val="left" w:pos="4820"/>
+              </w:tabs>
+              <w:jc w:val="center"/>
+              <w:rPr>
+                <w:rFonts w:ascii="Arial Narrow" w:hAnsi="Arial Narrow" w:cs="Arial"/>
+              </w:rPr>
+            </w:pPr>
+            <w:r>
+              <w:rPr>
+                <w:rFonts w:ascii="Arial Narrow" w:hAnsi="Arial Narrow" w:cs="Arial"/>
+              </w:rPr>
+              <w:t>Kepala Dinas</w:t>
+            </w:r>
+          </w:p>
+          <w:p>
+            <w:pPr>
+              <w:tabs>
+                <w:tab w:val="left" w:pos="374"/>
+                <w:tab w:val="left" w:pos="1134"/>
+                <w:tab w:val="left" w:pos="2268"/>
+                <w:tab w:val="left" w:pos="2552"/>
+                <w:tab w:val="left" w:pos="4536"/>
+                <w:tab w:val="left" w:pos="4820"/>
+              </w:tabs>
+              <w:jc w:val="center"/>
+              <w:rPr>
+                <w:rFonts w:ascii="Arial Narrow" w:hAnsi="Arial Narrow" w:cs="Arial"/>
+              </w:rPr>
+            </w:pPr>
+            <w:r>
+              <w:rPr>
+                <w:rFonts w:ascii="Arial Narrow" w:hAnsi="Arial Narrow" w:cs="Arial"/>
+              </w:rPr>
+              <w:t>Staff</w:t>
+            </w:r>
+          </w:p>
+        </w:tc>
+        <w:tc>
+          <w:tcPr>
+            <w:tcW w:w="3131" w:type="dxa"/>
             <w:vAlign w:val="center"/>
           </w:tcPr>
           <w:p>
@@ -654,210 +733,7 @@
               <w:rPr>
                 <w:rFonts w:ascii="Arial Narrow" w:hAnsi="Arial Narrow" w:cs="Arial"/>
               </w:rPr>
-              <w:t>Kabid Kesenian Tradisional Sejarah dan Permuseuman</w:t>
-            </w:r>
-          </w:p>
-        </w:tc>
-      </w:tr>
-      <w:tr>
-        <w:trPr>
-          <w:trHeight w:val="692"/>
-        </w:trPr>
-        <w:tc>
-          <w:tcPr>
-            <w:tcW w:w="602" w:type="dxa"/>
-            <w:vAlign w:val="center"/>
-          </w:tcPr>
-          <w:p>
-            <w:pPr>
-              <w:tabs>
-                <w:tab w:val="left" w:pos="374"/>
-                <w:tab w:val="left" w:pos="1134"/>
-                <w:tab w:val="left" w:pos="2268"/>
-                <w:tab w:val="left" w:pos="2552"/>
-                <w:tab w:val="left" w:pos="4536"/>
-                <w:tab w:val="left" w:pos="4820"/>
-              </w:tabs>
-              <w:jc w:val="center"/>
-              <w:rPr>
-                <w:rFonts w:ascii="Arial Narrow" w:hAnsi="Arial Narrow" w:cs="Arial"/>
-              </w:rPr>
-            </w:pPr>
-            <w:r>
-              <w:rPr>
-                <w:rFonts w:ascii="Arial Narrow" w:hAnsi="Arial Narrow" w:cs="Arial"/>
-              </w:rPr>
-              <w:t>2</w:t>
-            </w:r>
-          </w:p>
-        </w:tc>
-        <w:tc>
-          <w:tcPr>
-            <w:tcW w:w="3127" w:type="dxa"/>
-            <w:vAlign w:val="center"/>
-          </w:tcPr>
-          <w:p>
-            <w:pPr>
-              <w:tabs>
-                <w:tab w:val="left" w:pos="374"/>
-                <w:tab w:val="left" w:pos="1134"/>
-                <w:tab w:val="left" w:pos="2268"/>
-                <w:tab w:val="left" w:pos="2552"/>
-                <w:tab w:val="left" w:pos="4536"/>
-                <w:tab w:val="left" w:pos="4820"/>
-              </w:tabs>
-              <w:rPr>
-                <w:rFonts w:ascii="Arial Narrow" w:hAnsi="Arial Narrow" w:cs="Arial"/>
-              </w:rPr>
-            </w:pPr>
-            <w:r>
-              <w:rPr>
-                <w:rFonts w:ascii="Arial Narrow" w:hAnsi="Arial Narrow" w:cs="Arial"/>
-              </w:rPr>
-              <w:t>CHICHI SRI QODARSIH, S.SOS</w:t>
-            </w:r>
-          </w:p>
-          <w:p>
-            <w:pPr>
-              <w:tabs>
-                <w:tab w:val="left" w:pos="374"/>
-                <w:tab w:val="left" w:pos="1134"/>
-                <w:tab w:val="left" w:pos="2268"/>
-                <w:tab w:val="left" w:pos="2552"/>
-                <w:tab w:val="left" w:pos="4536"/>
-                <w:tab w:val="left" w:pos="4820"/>
-              </w:tabs>
-              <w:rPr>
-                <w:rFonts w:ascii="Arial Narrow" w:hAnsi="Arial Narrow" w:cs="Arial"/>
-              </w:rPr>
-            </w:pPr>
-            <w:r>
-              <w:rPr>
-                <w:rFonts w:ascii="Arial Narrow" w:hAnsi="Arial Narrow" w:cs="Arial"/>
-              </w:rPr>
-              <w:t>NIP. 19800809 200801 2 003</w:t>
-            </w:r>
-          </w:p>
-        </w:tc>
-        <w:tc>
-          <w:tcPr>
-            <w:tcW w:w="2031" w:type="dxa"/>
-            <w:vAlign w:val="center"/>
-          </w:tcPr>
-          <w:p>
-            <w:pPr>
-              <w:tabs>
-                <w:tab w:val="left" w:pos="374"/>
-                <w:tab w:val="left" w:pos="1134"/>
-                <w:tab w:val="left" w:pos="2268"/>
-                <w:tab w:val="left" w:pos="2552"/>
-                <w:tab w:val="left" w:pos="4536"/>
-                <w:tab w:val="left" w:pos="4820"/>
-              </w:tabs>
-              <w:jc w:val="center"/>
-              <w:rPr>
-                <w:rFonts w:ascii="Arial Narrow" w:hAnsi="Arial Narrow" w:cs="Arial"/>
-              </w:rPr>
-            </w:pPr>
-            <w:r>
-              <w:rPr>
-                <w:rFonts w:ascii="Arial Narrow" w:hAnsi="Arial Narrow" w:cs="Arial"/>
-              </w:rPr>
-              <w:t>Penata</w:t>
-            </w:r>
-          </w:p>
-          <w:p>
-            <w:pPr>
-              <w:tabs>
-                <w:tab w:val="left" w:pos="374"/>
-                <w:tab w:val="left" w:pos="1134"/>
-                <w:tab w:val="left" w:pos="2268"/>
-                <w:tab w:val="left" w:pos="2552"/>
-                <w:tab w:val="left" w:pos="4536"/>
-                <w:tab w:val="left" w:pos="4820"/>
-              </w:tabs>
-              <w:jc w:val="center"/>
-              <w:rPr>
-                <w:rFonts w:ascii="Arial Narrow" w:hAnsi="Arial Narrow" w:cs="Arial"/>
-              </w:rPr>
-            </w:pPr>
-            <w:r>
-              <w:rPr>
-                <w:rFonts w:ascii="Arial Narrow" w:hAnsi="Arial Narrow" w:cs="Arial"/>
-              </w:rPr>
-              <w:t>(III/c)</w:t>
-            </w:r>
-          </w:p>
-        </w:tc>
-        <w:tc>
-          <w:tcPr>
-            <w:tcW w:w="3150" w:type="dxa"/>
-            <w:vAlign w:val="center"/>
-          </w:tcPr>
-          <w:p>
-            <w:pPr>
-              <w:tabs>
-                <w:tab w:val="left" w:pos="374"/>
-                <w:tab w:val="left" w:pos="1134"/>
-                <w:tab w:val="left" w:pos="2268"/>
-                <w:tab w:val="left" w:pos="2552"/>
-                <w:tab w:val="left" w:pos="4536"/>
-                <w:tab w:val="left" w:pos="4820"/>
-              </w:tabs>
-              <w:jc w:val="center"/>
-              <w:rPr>
-                <w:rFonts w:ascii="Arial Narrow" w:hAnsi="Arial Narrow" w:cs="Arial"/>
-              </w:rPr>
-            </w:pPr>
-            <w:r>
-              <w:rPr>
-                <w:rFonts w:ascii="Arial Narrow" w:hAnsi="Arial Narrow" w:cs="Arial"/>
-              </w:rPr>
-              <w:t>JF Pamong Budaya Muda</w:t>
-            </w:r>
-          </w:p>
-          <w:p>
-            <w:pPr>
-              <w:tabs>
-                <w:tab w:val="left" w:pos="374"/>
-                <w:tab w:val="left" w:pos="1134"/>
-                <w:tab w:val="left" w:pos="2268"/>
-                <w:tab w:val="left" w:pos="2552"/>
-                <w:tab w:val="left" w:pos="4536"/>
-                <w:tab w:val="left" w:pos="4820"/>
-              </w:tabs>
-              <w:jc w:val="center"/>
-              <w:rPr>
-                <w:rFonts w:ascii="Arial Narrow" w:hAnsi="Arial Narrow" w:cs="Arial"/>
-              </w:rPr>
-            </w:pPr>
-            <w:r>
-              <w:rPr>
-                <w:rFonts w:ascii="Arial Narrow" w:hAnsi="Arial Narrow" w:cs="Arial"/>
-              </w:rPr>
-              <w:t xml:space="preserve">(Sub Koordinator </w:t>
-            </w:r>
-          </w:p>
-          <w:p>
-            <w:pPr>
-              <w:tabs>
-                <w:tab w:val="left" w:pos="374"/>
-                <w:tab w:val="left" w:pos="1134"/>
-                <w:tab w:val="left" w:pos="2268"/>
-                <w:tab w:val="left" w:pos="2552"/>
-                <w:tab w:val="left" w:pos="4536"/>
-                <w:tab w:val="left" w:pos="4820"/>
-              </w:tabs>
-              <w:jc w:val="center"/>
-              <w:rPr>
-                <w:rFonts w:ascii="Arial Narrow" w:hAnsi="Arial Narrow" w:cs="Arial"/>
-              </w:rPr>
-            </w:pPr>
-            <w:r>
-              <w:rPr>
-                <w:rFonts w:ascii="Arial Narrow" w:hAnsi="Arial Narrow" w:cs="Arial"/>
-              </w:rPr>
-              <w:t>Lingkup Permusuman)</w:t>
+              <w:t>${golongan}</w:t>
             </w:r>
           </w:p>
         </w:tc>
@@ -882,6 +758,36 @@
           <w:lang w:val="en-US"/>
         </w:rPr>
       </w:pPr>
+      <w:r>
+        <w:rPr>
+          <w:rFonts w:ascii="Arial Narrow" w:hAnsi="Arial Narrow"/>
+        </w:rPr>
+        <w:t xml:space="preserve">              </w:t>
+      </w:r>
+      <w:r>
+        <w:rPr>
+          <w:rFonts w:ascii="Arial Narrow" w:hAnsi="Arial Narrow"/>
+        </w:rPr>
+        <w:t xml:space="preserve"> </w:t>
+      </w:r>
+      <w:r>
+        <w:rPr>
+          <w:rFonts w:ascii="Arial Narrow" w:hAnsi="Arial Narrow"/>
+        </w:rPr>
+        <w:tab/>
+      </w:r>
+      <w:r>
+        <w:rPr>
+          <w:rFonts w:ascii="Arial Narrow" w:hAnsi="Arial Narrow"/>
+        </w:rPr>
+        <w:tab/>
+      </w:r>
+      <w:r>
+        <w:rPr>
+          <w:rFonts w:ascii="Arial Narrow" w:hAnsi="Arial Narrow"/>
+        </w:rPr>
+        <w:t xml:space="preserve"> </w:t>
+      </w:r>
     </w:p>
     <w:p>
       <w:pPr>
@@ -3176,7 +3082,7 @@
   <w:style w:type="paragraph" w:default="1" w:styleId="Normal">
     <w:name w:val="Normal"/>
     <w:qFormat/>
-    <w:rsid w:val="005F142C"/>
+    <w:rsid w:val="002B1AE9"/>
     <w:pPr>
       <w:spacing w:after="0" w:line="240" w:lineRule="auto"/>
     </w:pPr>
